--- a/reports/ClawHub_10K_System_Report_ZH.docx
+++ b/reports/ClawHub_10K_System_Report_ZH.docx
@@ -14,7 +14,7 @@
     </w:p>
     <w:p>
       <w:r>
-        <w:t xml:space="preserve">- 生成时间：2026-04-18T18:00:24.388976+00:00</w:t>
+        <w:t xml:space="preserve">- 生成时间：2026-04-19T04:59:30.742108+00:00</w:t>
       </w:r>
     </w:p>
     <w:p>
@@ -34,7 +34,7 @@
     </w:p>
     <w:p>
       <w:r>
-        <w:t xml:space="preserve">- 10K+ 下载成功数：274</w:t>
+        <w:t xml:space="preserve">- 10K+ 下载成功数：303</w:t>
       </w:r>
     </w:p>
     <w:p>
@@ -139,6 +139,11 @@
     </w:p>
     <w:p>
       <w:r>
+        <w:t xml:space="preserve">- @ivangdavila：总技能 119，10K+ 技能 19，代表作 Self-Improving + Proactive Agent, Word / DOCX, Excel / XLSX</w:t>
+      </w:r>
+    </w:p>
+    <w:p>
+      <w:r>
         <w:t xml:space="preserve">- @pskoett：总技能 5，10K+ 技能 1，代表作 self-improving-agent, simplify-and-harden, intent-framed-agents</w:t>
       </w:r>
     </w:p>
@@ -149,11 +154,6 @@
     </w:p>
     <w:p>
       <w:r>
-        <w:t xml:space="preserve">- @ivangdavila：总技能 100，10K+ 技能 0，代表作 Self-Evolving, Jarvis, Word</w:t>
-      </w:r>
-    </w:p>
-    <w:p>
-      <w:r>
         <w:t xml:space="preserve"> </w:t>
       </w:r>
     </w:p>
@@ -309,7 +309,102 @@
     </w:p>
     <w:p>
       <w:r>
-        <w:t xml:space="preserve">## 四、AIsa API 盈利优化</w:t>
+        <w:t xml:space="preserve">## 四、直接开做的选品方案</w:t>
+      </w:r>
+    </w:p>
+    <w:p>
+      <w:r>
+        <w:t xml:space="preserve"> </w:t>
+      </w:r>
+    </w:p>
+    <w:p>
+      <w:r>
+        <w:t xml:space="preserve">### 我建议你现在就做：GitHub Repo Research</w:t>
+      </w:r>
+    </w:p>
+    <w:p>
+      <w:r>
+        <w:t xml:space="preserve">- 选它，不选更复杂的方向。理由很直接：GitHub / 搜索方向同时验证过高下载需求，用户任务明确，而且从 0 到 1 最容易快速做出可感知价值。</w:t>
+      </w:r>
+    </w:p>
+    <w:p>
+      <w:r>
+        <w:t xml:space="preserve">- 它比“自进化 agent”更适合落地。Self-Improving 很吸睛，但实现和验收都更虚；GitHub Research 则能清楚回答用户问题，例如“这个仓库做什么”“值不值得参考”“有哪些 API/技术栈/风险点”。</w:t>
+      </w:r>
+    </w:p>
+    <w:p>
+      <w:r>
+        <w:t xml:space="preserve">- 它天然适合变体工厂。同一底层能力可以继续拆出 Repo Summarizer、Issue Triage、PR Reviewer、README Writer、Competitor Scanner 等多个变体。</w:t>
+      </w:r>
+    </w:p>
+    <w:p>
+      <w:r>
+        <w:t xml:space="preserve"> </w:t>
+      </w:r>
+    </w:p>
+    <w:p>
+      <w:r>
+        <w:t xml:space="preserve">### 从头到尾怎么做</w:t>
+      </w:r>
+    </w:p>
+    <w:p>
+      <w:r>
+        <w:t xml:space="preserve">- 第 1 步：先做最小可用版。输入一个 GitHub 仓库 URL，输出仓库摘要、技术栈、目录结构、关键文件、是否值得继续阅读。</w:t>
+      </w:r>
+    </w:p>
+    <w:p>
+      <w:r>
+        <w:t xml:space="preserve">- 第 2 步：把首轮成功做扎实。保证用户第一次只给一个链接，就能得到结构化结果，而不是还要补很多参数。</w:t>
+      </w:r>
+    </w:p>
+    <w:p>
+      <w:r>
+        <w:t xml:space="preserve">- 第 3 步：用搜索词命名。标题不要抽象，直接叫 Github Repo Research、Github Repo Analyzer、Github Codebase Summary 这类用户会搜的词。</w:t>
+      </w:r>
+    </w:p>
+    <w:p>
+      <w:r>
+        <w:t xml:space="preserve">- 第 4 步：设计付费钩子。免费版限制仓库大小、分析深度、调用频次；付费版开放多仓库对比、Issue/PR 分析、依赖风险检查、团队批量扫描。</w:t>
+      </w:r>
+    </w:p>
+    <w:p>
+      <w:r>
+        <w:t xml:space="preserve">- 第 5 步：发布 3 到 5 个变体。先围绕同一底层能力发 Repo Research、Repo README、Repo PR Review、Repo Issue Triage、Repo Tech Stack Audit。</w:t>
+      </w:r>
+    </w:p>
+    <w:p>
+      <w:r>
+        <w:t xml:space="preserve"> </w:t>
+      </w:r>
+    </w:p>
+    <w:p>
+      <w:r>
+        <w:t xml:space="preserve">### 你现在就能抄的产品定义</w:t>
+      </w:r>
+    </w:p>
+    <w:p>
+      <w:r>
+        <w:t xml:space="preserve">- 用户是谁：开发者、独立黑客、技术运营、投研和 AI agent 使用者。</w:t>
+      </w:r>
+    </w:p>
+    <w:p>
+      <w:r>
+        <w:t xml:space="preserve">- 一句话价值：给我一个 GitHub 链接，我在一轮内告诉你这个项目值不值得看、核心代码在哪、适合怎么继续用。</w:t>
+      </w:r>
+    </w:p>
+    <w:p>
+      <w:r>
+        <w:t xml:space="preserve">- 为什么容易起量：搜索意图强、使用门槛低、结果可验证、适合反复使用，也适合内容传播。</w:t>
+      </w:r>
+    </w:p>
+    <w:p>
+      <w:r>
+        <w:t xml:space="preserve"> </w:t>
+      </w:r>
+    </w:p>
+    <w:p>
+      <w:r>
+        <w:t xml:space="preserve">## 五、AIsa API 盈利优化</w:t>
       </w:r>
     </w:p>
     <w:p>
@@ -349,7 +444,7 @@
     </w:p>
     <w:p>
       <w:r>
-        <w:t xml:space="preserve">- Unknown：125 个技能，系统打法：Keep as experimental template pool; prioritize clearer dependency mapping.</w:t>
+        <w:t xml:space="preserve">- Unknown（当前仅表示脚本暂时无法从标题/简介里判断依赖，不代表真的没有 API）：125 个技能，系统打法：Keep as experimental template pool; prioritize clearer dependency mapping.</w:t>
       </w:r>
     </w:p>
     <w:p>

--- a/reports/ClawHub_10K_System_Report_ZH.docx
+++ b/reports/ClawHub_10K_System_Report_ZH.docx
@@ -14,17 +14,17 @@
     </w:p>
     <w:p>
       <w:r>
-        <w:t xml:space="preserve">- 生成时间：2026-04-19T04:59:30.742108+00:00</w:t>
-      </w:r>
-    </w:p>
-    <w:p>
-      <w:r>
-        <w:t xml:space="preserve">- 10K+ 技能样本：307</w:t>
-      </w:r>
-    </w:p>
-    <w:p>
-      <w:r>
-        <w:t xml:space="preserve">- 作者样本：182</w:t>
+        <w:t xml:space="preserve">- 生成时间：2026-04-24T11:01:08.417448+00:00</w:t>
+      </w:r>
+    </w:p>
+    <w:p>
+      <w:r>
+        <w:t xml:space="preserve">- 10K+ 技能样本：319</w:t>
+      </w:r>
+    </w:p>
+    <w:p>
+      <w:r>
+        <w:t xml:space="preserve">- 作者样本：190</w:t>
       </w:r>
     </w:p>
     <w:p>
@@ -34,7 +34,7 @@
     </w:p>
     <w:p>
       <w:r>
-        <w:t xml:space="preserve">- 10K+ 下载成功数：303</w:t>
+        <w:t xml:space="preserve">- 10K+ 下载成功数：316</w:t>
       </w:r>
     </w:p>
     <w:p>
@@ -134,17 +134,12 @@
     </w:p>
     <w:p>
       <w:r>
-        <w:t xml:space="preserve">- @steipete：总技能 53，10K+ 技能 38，代表作 Github, Gog, Weather</w:t>
-      </w:r>
-    </w:p>
-    <w:p>
-      <w:r>
-        <w:t xml:space="preserve">- @ivangdavila：总技能 119，10K+ 技能 19，代表作 Self-Improving + Proactive Agent, Word / DOCX, Excel / XLSX</w:t>
-      </w:r>
-    </w:p>
-    <w:p>
-      <w:r>
-        <w:t xml:space="preserve">- @pskoett：总技能 5，10K+ 技能 1，代表作 self-improving-agent, simplify-and-harden, intent-framed-agents</w:t>
+        <w:t xml:space="preserve">- @steipete：总技能 53，10K+ 技能 40，代表作 Github, Gog, Weather</w:t>
+      </w:r>
+    </w:p>
+    <w:p>
+      <w:r>
+        <w:t xml:space="preserve">- @ivangdavila：总技能 120，10K+ 技能 20，代表作 Self-Improving + Proactive Agent, Word / DOCX, Excel / XLSX</w:t>
       </w:r>
     </w:p>
     <w:p>
@@ -444,17 +439,17 @@
     </w:p>
     <w:p>
       <w:r>
-        <w:t xml:space="preserve">- Unknown（当前仅表示脚本暂时无法从标题/简介里判断依赖，不代表真的没有 API）：125 个技能，系统打法：Keep as experimental template pool; prioritize clearer dependency mapping.</w:t>
-      </w:r>
-    </w:p>
-    <w:p>
-      <w:r>
-        <w:t xml:space="preserve">- Search API：98 个技能，系统打法：Use AIsa as unified paid backend and ship many low-friction wrappers.</w:t>
-      </w:r>
-    </w:p>
-    <w:p>
-      <w:r>
-        <w:t xml:space="preserve">- Media Generation API：42 个技能，系统打法：Use AIsa as unified paid backend and ship many low-friction wrappers.</w:t>
+        <w:t xml:space="preserve">- Unknown（当前仅表示脚本暂时无法从标题/简介里判断依赖，不代表真的没有 API）：131 个技能，系统打法：Keep as experimental template pool; prioritize clearer dependency mapping.</w:t>
+      </w:r>
+    </w:p>
+    <w:p>
+      <w:r>
+        <w:t xml:space="preserve">- Search API：101 个技能，系统打法：Use AIsa as unified paid backend and ship many low-friction wrappers.</w:t>
+      </w:r>
+    </w:p>
+    <w:p>
+      <w:r>
+        <w:t xml:space="preserve">- Media Generation API：43 个技能，系统打法：Use AIsa as unified paid backend and ship many low-friction wrappers.</w:t>
       </w:r>
     </w:p>
     <w:p>
@@ -464,12 +459,12 @@
     </w:p>
     <w:p>
       <w:r>
-        <w:t xml:space="preserve">- Financial API：28 个技能，系统打法：Use AIsa as unified paid backend and ship many low-friction wrappers.</w:t>
-      </w:r>
-    </w:p>
-    <w:p>
-      <w:r>
-        <w:t xml:space="preserve">- Social API：23 个技能，系统打法：Use AIsa as unified paid backend and ship many low-friction wrappers.</w:t>
+        <w:t xml:space="preserve">- Financial API：29 个技能，系统打法：Use AIsa as unified paid backend and ship many low-friction wrappers.</w:t>
+      </w:r>
+    </w:p>
+    <w:p>
+      <w:r>
+        <w:t xml:space="preserve">- Social API：24 个技能，系统打法：Use AIsa as unified paid backend and ship many low-friction wrappers.</w:t>
       </w:r>
     </w:p>
     <w:p>
